--- a/restraining-order-request/בקשה_למתן_צו_הגנה.docx
+++ b/restraining-order-request/בקשה_למתן_צו_הגנה.docx
@@ -406,7 +406,7 @@
           <w:szCs w:val="24"/>
           <w:rtl/>
         </w:rPr>
-        <w:t xml:space="preserve">בית המשפט הנכבד מתבקש בזאת, מכוח סמכותו לפי חוק למניעת אלימות במשפחה, התשנ"א-1991 (להלן: "החוק"), ליתן צו הגנה כנגד המשיב, ובשל דחיפות העניין והחשש הממשי לשלומה ולביטחונה של המבקשת — ליתן את הצו במעמד צד אחד וללא דיחוי, כמפורט להלן:</w:t>
+        <w:t xml:space="preserve">בית המשפט הנכבד מתבקש בזאת, מכוח סמכותו לפי חוק למניעת אלימות במשפחה, התשנ"א-1991 (להלן: "החוק"), ליתן צו הגנה כנגד המשיב, ובשל דחיפות העניין והחשש הממשי לשלומה ולביטחונה של המבקשת - ליתן את הצו במעמד צד אחד וללא דיחוי, כמפורט להלן:</w:t>
       </w:r>
     </w:p>
     <w:p>
@@ -513,30 +513,30 @@
           <w:u w:val="single"/>
           <w:rtl/>
         </w:rPr>
-        <w:t xml:space="preserve">ב. הרקע העובדתי — מעשי האלימות</w:t>
-      </w:r>
-    </w:p>
-    <w:p>
-      <w:pPr>
-        <w:pStyle w:val="ListParagraph"/>
-        <w:numPr>
-          <w:ilvl w:val="0"/>
-          <w:numId w:val="2"/>
-        </w:numPr>
-        <w:bidi/>
-        <w:spacing w:after="140" w:line="360" w:lineRule="auto"/>
-        <w:jc w:val="both"/>
-      </w:pPr>
-      <w:r>
-        <w:rPr>
-          <w:rFonts w:ascii="David" w:cs="David" w:eastAsia="David" w:hAnsi="David"/>
-          <w:b w:val="false"/>
-          <w:bCs w:val="false"/>
-          <w:sz w:val="24"/>
-          <w:szCs w:val="24"/>
-          <w:rtl/>
-        </w:rPr>
-        <w:t xml:space="preserve">ביום _______________, במהלך ויכוח שהתגלע בין הצדדים בביתם, תקף המשיב את המבקשת פיזית: הוא _______________ [לתאר את המעשה — היכה/דחף/חנק/סטר וכיו"ב], וכתוצאה מכך נגרמו לה _______________ [חבלות/פציעות/כאבים].</w:t>
+        <w:t xml:space="preserve">ב. הרקע העובדתי - מעשי האלימות</w:t>
+      </w:r>
+    </w:p>
+    <w:p>
+      <w:pPr>
+        <w:pStyle w:val="ListParagraph"/>
+        <w:numPr>
+          <w:ilvl w:val="0"/>
+          <w:numId w:val="2"/>
+        </w:numPr>
+        <w:bidi/>
+        <w:spacing w:after="140" w:line="360" w:lineRule="auto"/>
+        <w:jc w:val="both"/>
+      </w:pPr>
+      <w:r>
+        <w:rPr>
+          <w:rFonts w:ascii="David" w:cs="David" w:eastAsia="David" w:hAnsi="David"/>
+          <w:b w:val="false"/>
+          <w:bCs w:val="false"/>
+          <w:sz w:val="24"/>
+          <w:szCs w:val="24"/>
+          <w:rtl/>
+        </w:rPr>
+        <w:t xml:space="preserve">ביום _______________, במהלך ויכוח שהתגלע בין הצדדים בביתם, תקף המשיב את המבקשת פיזית: הוא _______________ [לתאר את המעשה - היכה/דחף/חנק/סטר וכיו"ב], וכתוצאה מכך נגרמו לה _______________ [חבלות/פציעות/כאבים].</w:t>
       </w:r>
     </w:p>
     <w:p>
@@ -651,7 +651,7 @@
           <w:szCs w:val="24"/>
           <w:rtl/>
         </w:rPr>
-        <w:t xml:space="preserve">המבקשת חיה בפחד מתמיד, אינה חשה בטוחה בביתה, וקיים חשש ממשי כי אם לא יינתן צו הגנה מיידי — ישוב המשיב ויפגע בה ובילדיהם.</w:t>
+        <w:t xml:space="preserve">המבקשת חיה בפחד מתמיד, אינה חשה בטוחה בביתה, וקיים חשש ממשי כי אם לא יינתן צו הגנה מיידי - ישוב המשיב ויפגע בה ובילדיהם.</w:t>
       </w:r>
     </w:p>
     <w:p>
